--- a/TAI_LIEU_HOAN_CHINH/03_Luan_an_5_chuong/chuong_1_gioi_thieu.docx
+++ b/TAI_LIEU_HOAN_CHINH/03_Luan_an_5_chuong/chuong_1_gioi_thieu.docx
@@ -997,7 +997,7 @@
     <w:name w:val="Normal"/>
     <w:qFormat/>
     <w:pPr>
-      <w:spacing w:line="360" w:lineRule="auto"/>
+      <w:spacing w:line="288" w:lineRule="auto"/>
       <w:jc w:val="both"/>
     </w:pPr>
     <w:rPr>
@@ -1011,7 +1011,7 @@
     <w:basedOn w:val="Normal"/>
     <w:link w:val="BodyTextChar"/>
     <w:pPr>
-      <w:spacing w:after="180" w:before="180" w:line="360" w:lineRule="auto"/>
+      <w:spacing w:after="180" w:before="180" w:line="288" w:lineRule="auto"/>
       <w:jc w:val="both"/>
     </w:pPr>
     <w:qFormat/>
@@ -1027,7 +1027,7 @@
     <w:next w:val="BodyText"/>
     <w:qFormat/>
     <w:pPr>
-      <w:spacing w:line="360" w:lineRule="auto"/>
+      <w:spacing w:line="288" w:lineRule="auto"/>
       <w:jc w:val="both"/>
     </w:pPr>
     <w:rPr>
@@ -1041,7 +1041,7 @@
     <w:basedOn w:val="BodyText"/>
     <w:qFormat/>
     <w:pPr>
-      <w:spacing w:after="36" w:before="36" w:line="360" w:lineRule="auto"/>
+      <w:spacing w:after="36" w:before="36" w:line="288" w:lineRule="auto"/>
       <w:jc w:val="both"/>
     </w:pPr>
     <w:rPr>
@@ -1058,7 +1058,7 @@
     <w:pPr>
       <w:keepNext/>
       <w:keepLines/>
-      <w:spacing w:after="240" w:before="480" w:line="360" w:lineRule="auto"/>
+      <w:spacing w:after="240" w:before="480" w:line="288" w:lineRule="auto"/>
       <w:jc w:val="both"/>
     </w:pPr>
     <w:rPr>
@@ -1078,7 +1078,7 @@
     <w:pPr>
       <w:keepNext/>
       <w:keepLines/>
-      <w:spacing w:after="240" w:before="240" w:line="360" w:lineRule="auto"/>
+      <w:spacing w:after="240" w:before="240" w:line="288" w:lineRule="auto"/>
       <w:jc w:val="both"/>
     </w:pPr>
     <w:rPr>
@@ -1095,7 +1095,7 @@
     <w:pPr>
       <w:keepNext/>
       <w:keepLines/>
-      <w:spacing w:line="360" w:lineRule="auto"/>
+      <w:spacing w:line="288" w:lineRule="auto"/>
       <w:jc w:val="both"/>
     </w:pPr>
     <w:rPr>
@@ -1111,7 +1111,7 @@
     <w:pPr>
       <w:keepNext/>
       <w:keepLines/>
-      <w:spacing w:line="360" w:lineRule="auto"/>
+      <w:spacing w:line="288" w:lineRule="auto"/>
       <w:jc w:val="both"/>
     </w:pPr>
     <w:rPr>
@@ -1129,7 +1129,7 @@
       <w:keepNext/>
       <w:keepLines/>
       <w:jc w:val="both"/>
-      <w:spacing w:after="0" w:before="300" w:line="360" w:lineRule="auto"/>
+      <w:spacing w:after="0" w:before="300" w:line="288" w:lineRule="auto"/>
     </w:pPr>
     <w:rPr>
       <w:color w:val="000000"/>
@@ -1147,7 +1147,7 @@
     <w:pPr>
       <w:keepNext/>
       <w:keepLines/>
-      <w:spacing w:after="300" w:before="100" w:line="360" w:lineRule="auto"/>
+      <w:spacing w:after="300" w:before="100" w:line="288" w:lineRule="auto"/>
       <w:jc w:val="both"/>
     </w:pPr>
     <w:rPr>
@@ -1163,7 +1163,7 @@
     <w:next w:val="Bibliography"/>
     <w:qFormat/>
     <w:pPr>
-      <w:spacing w:line="360" w:lineRule="auto"/>
+      <w:spacing w:line="288" w:lineRule="auto"/>
       <w:jc w:val="both"/>
     </w:pPr>
     <w:rPr>
@@ -1181,7 +1181,7 @@
     <w:pPr>
       <w:keepNext/>
       <w:keepLines/>
-      <w:spacing w:after="0" w:before="480" w:line="360" w:lineRule="auto"/>
+      <w:spacing w:after="0" w:before="480" w:line="288" w:lineRule="auto"/>
       <w:jc w:val="both"/>
       <w:outlineLvl w:val="0"/>
     </w:pPr>
@@ -1204,7 +1204,7 @@
     <w:pPr>
       <w:keepNext/>
       <w:keepLines/>
-      <w:spacing w:after="0" w:before="200" w:line="360" w:lineRule="auto"/>
+      <w:spacing w:after="0" w:before="200" w:line="288" w:lineRule="auto"/>
       <w:jc w:val="both"/>
       <w:outlineLvl w:val="1"/>
     </w:pPr>
@@ -1227,7 +1227,7 @@
     <w:pPr>
       <w:keepNext/>
       <w:keepLines/>
-      <w:spacing w:after="0" w:before="200" w:line="360" w:lineRule="auto"/>
+      <w:spacing w:after="0" w:before="200" w:line="288" w:lineRule="auto"/>
       <w:jc w:val="both"/>
       <w:outlineLvl w:val="2"/>
     </w:pPr>
@@ -1250,7 +1250,7 @@
     <w:pPr>
       <w:keepNext/>
       <w:keepLines/>
-      <w:spacing w:after="0" w:before="200" w:line="360" w:lineRule="auto"/>
+      <w:spacing w:after="0" w:before="200" w:line="288" w:lineRule="auto"/>
       <w:jc w:val="both"/>
       <w:outlineLvl w:val="3"/>
     </w:pPr>
@@ -1273,7 +1273,7 @@
     <w:pPr>
       <w:keepNext/>
       <w:keepLines/>
-      <w:spacing w:after="0" w:before="200" w:line="360" w:lineRule="auto"/>
+      <w:spacing w:after="0" w:before="200" w:line="288" w:lineRule="auto"/>
       <w:jc w:val="both"/>
       <w:outlineLvl w:val="4"/>
     </w:pPr>
@@ -1295,7 +1295,7 @@
     <w:pPr>
       <w:keepNext/>
       <w:keepLines/>
-      <w:spacing w:after="0" w:before="200" w:line="360" w:lineRule="auto"/>
+      <w:spacing w:after="0" w:before="200" w:line="288" w:lineRule="auto"/>
       <w:jc w:val="both"/>
       <w:outlineLvl w:val="5"/>
     </w:pPr>
@@ -1316,7 +1316,7 @@
     <w:pPr>
       <w:keepNext/>
       <w:keepLines/>
-      <w:spacing w:after="0" w:before="200" w:line="360" w:lineRule="auto"/>
+      <w:spacing w:after="0" w:before="200" w:line="288" w:lineRule="auto"/>
       <w:jc w:val="both"/>
       <w:outlineLvl w:val="6"/>
     </w:pPr>
@@ -1337,7 +1337,7 @@
     <w:pPr>
       <w:keepNext/>
       <w:keepLines/>
-      <w:spacing w:after="0" w:before="200" w:line="360" w:lineRule="auto"/>
+      <w:spacing w:after="0" w:before="200" w:line="288" w:lineRule="auto"/>
       <w:jc w:val="both"/>
       <w:outlineLvl w:val="7"/>
     </w:pPr>
@@ -1358,7 +1358,7 @@
     <w:pPr>
       <w:keepNext/>
       <w:keepLines/>
-      <w:spacing w:after="0" w:before="200" w:line="360" w:lineRule="auto"/>
+      <w:spacing w:after="0" w:before="200" w:line="288" w:lineRule="auto"/>
       <w:jc w:val="both"/>
       <w:outlineLvl w:val="8"/>
     </w:pPr>
@@ -1377,7 +1377,7 @@
     <w:unhideWhenUsed/>
     <w:qFormat/>
     <w:pPr>
-      <w:spacing w:after="100" w:before="100" w:line="360" w:lineRule="auto"/>
+      <w:spacing w:after="100" w:before="100" w:line="288" w:lineRule="auto"/>
       <w:ind w:firstLine="0" w:left="480" w:right="480"/>
       <w:jc w:val="both"/>
     </w:pPr>
@@ -1395,7 +1395,7 @@
     <w:unhideWhenUsed/>
     <w:qFormat/>
     <w:pPr>
-      <w:spacing w:line="360" w:lineRule="auto"/>
+      <w:spacing w:line="288" w:lineRule="auto"/>
       <w:jc w:val="both"/>
     </w:pPr>
     <w:rPr>
@@ -1421,7 +1421,7 @@
     <w:unhideWhenUsed/>
     <w:qFormat/>
     <w:pPr>
-      <w:spacing w:line="360" w:lineRule="auto"/>
+      <w:spacing w:line="288" w:lineRule="auto"/>
       <w:jc w:val="both"/>
     </w:pPr>
     <w:rPr>
@@ -1461,7 +1461,7 @@
     <w:pPr>
       <w:keepNext/>
       <w:keepLines/>
-      <w:spacing w:after="0" w:line="360" w:lineRule="auto"/>
+      <w:spacing w:after="0" w:line="288" w:lineRule="auto"/>
       <w:jc w:val="both"/>
     </w:pPr>
     <w:rPr>
@@ -1475,7 +1475,7 @@
     <w:name w:val="Definition"/>
     <w:basedOn w:val="Normal"/>
     <w:pPr>
-      <w:spacing w:line="360" w:lineRule="auto"/>
+      <w:spacing w:line="288" w:lineRule="auto"/>
       <w:jc w:val="both"/>
     </w:pPr>
     <w:rPr>
@@ -1489,7 +1489,7 @@
     <w:basedOn w:val="Normal"/>
     <w:link w:val="BodyTextChar"/>
     <w:pPr>
-      <w:spacing w:after="120" w:before="0" w:line="360" w:lineRule="auto"/>
+      <w:spacing w:after="120" w:before="0" w:line="288" w:lineRule="auto"/>
       <w:jc w:val="both"/>
     </w:pPr>
     <w:rPr>
@@ -1504,7 +1504,7 @@
     <w:basedOn w:val="Caption"/>
     <w:pPr>
       <w:keepNext/>
-      <w:spacing w:line="360" w:lineRule="auto"/>
+      <w:spacing w:line="288" w:lineRule="auto"/>
       <w:jc w:val="both"/>
     </w:pPr>
     <w:rPr>
@@ -1517,7 +1517,7 @@
     <w:name w:val="Image Caption"/>
     <w:basedOn w:val="Caption"/>
     <w:pPr>
-      <w:spacing w:line="360" w:lineRule="auto"/>
+      <w:spacing w:line="288" w:lineRule="auto"/>
       <w:jc w:val="both"/>
     </w:pPr>
     <w:rPr>
@@ -1530,7 +1530,7 @@
     <w:name w:val="Figure"/>
     <w:basedOn w:val="Normal"/>
     <w:pPr>
-      <w:spacing w:line="360" w:lineRule="auto"/>
+      <w:spacing w:line="288" w:lineRule="auto"/>
       <w:jc w:val="both"/>
     </w:pPr>
     <w:rPr>
@@ -1544,7 +1544,7 @@
     <w:basedOn w:val="Figure"/>
     <w:pPr>
       <w:keepNext/>
-      <w:spacing w:line="360" w:lineRule="auto"/>
+      <w:spacing w:line="288" w:lineRule="auto"/>
       <w:jc w:val="both"/>
     </w:pPr>
     <w:rPr>
@@ -1608,7 +1608,7 @@
     <w:unhideWhenUsed/>
     <w:qFormat/>
     <w:pPr>
-      <w:spacing w:before="240" w:line="360" w:lineRule="auto"/>
+      <w:spacing w:before="240" w:line="288" w:lineRule="auto"/>
       <w:jc w:val="both"/>
       <w:outlineLvl w:val="9"/>
     </w:pPr>
